--- a/static/downloads/en/docx/layer-4/accountability-protocol.docx
+++ b/static/downloads/en/docx/layer-4/accountability-protocol.docx
@@ -87,7 +87,7 @@
         <w:t xml:space="preserve"> </w:t>
       </w:r>
       <w:r>
-        <w:t xml:space="preserve">2026-04-28</w:t>
+        <w:t xml:space="preserve">2026-04-29</w:t>
       </w:r>
     </w:p>
     <w:p>

--- a/static/downloads/en/docx/layer-4/accountability-protocol.docx
+++ b/static/downloads/en/docx/layer-4/accountability-protocol.docx
@@ -87,7 +87,7 @@
         <w:t xml:space="preserve"> </w:t>
       </w:r>
       <w:r>
-        <w:t xml:space="preserve">2026-06-26</w:t>
+        <w:t xml:space="preserve">2026-07-07</w:t>
       </w:r>
     </w:p>
     <w:p>
@@ -307,8 +307,14 @@
     </w:p>
     <w:p>
       <w:pPr>
-        <w:pStyle w:val="BlockText"/>
-      </w:pPr>
+        <w:pStyle w:val="BodyText"/>
+      </w:pPr>
+      <w:r>
+        <w:t xml:space="preserve">&gt;</w:t>
+      </w:r>
+      <w:r>
+        <w:t xml:space="preserve"> </w:t>
+      </w:r>
       <w:r>
         <w:rPr>
           <w:b/>
@@ -316,19 +322,29 @@
         </w:rPr>
         <w:t xml:space="preserve">Rationale — Why enumerate what starts an accountability check</w:t>
       </w:r>
-    </w:p>
-    <w:p>
-      <w:pPr>
-        <w:pStyle w:val="BlockText"/>
-      </w:pPr>
-      <w:r>
-        <w:t xml:space="preserve">If accountability checks only happen when someone feels strongly enough to push, they become political. Naming the exact triggers — inactivity, breach, invariant violation, referral — means the process starts from a condition anyone can verify, not from a judgement about a person.</w:t>
-      </w:r>
-    </w:p>
-    <w:p>
-      <w:pPr>
-        <w:pStyle w:val="BlockText"/>
-      </w:pPr>
+      <w:r>
+        <w:t xml:space="preserve"> </w:t>
+      </w:r>
+      <w:r>
+        <w:t xml:space="preserve">&gt;</w:t>
+      </w:r>
+      <w:r>
+        <w:t xml:space="preserve"> </w:t>
+      </w:r>
+      <w:r>
+        <w:t xml:space="preserve">&gt; If accountability checks only happen when someone feels strongly enough to push, they become political. Naming the exact triggers — inactivity, breach, invariant violation, referral — means the process starts from a condition anyone can verify, not from a judgement about a person.</w:t>
+      </w:r>
+    </w:p>
+    <w:p>
+      <w:pPr>
+        <w:pStyle w:val="BodyText"/>
+      </w:pPr>
+      <w:r>
+        <w:t xml:space="preserve">&gt;</w:t>
+      </w:r>
+      <w:r>
+        <w:t xml:space="preserve"> </w:t>
+      </w:r>
       <w:r>
         <w:rPr>
           <w:b/>
@@ -336,18 +352,22 @@
         </w:rPr>
         <w:t xml:space="preserve">Instructions — How to fill this in</w:t>
       </w:r>
-    </w:p>
-    <w:p>
-      <w:pPr>
-        <w:pStyle w:val="BlockText"/>
-      </w:pPr>
-      <w:r>
-        <w:t xml:space="preserve">List the specific, verifiable triggers that initiate an accountability check. Each trigger should be observable from records or a direct referral.</w:t>
-      </w:r>
-    </w:p>
-    <w:p>
-      <w:pPr>
-        <w:pStyle w:val="FirstParagraph"/>
+      <w:r>
+        <w:t xml:space="preserve"> </w:t>
+      </w:r>
+      <w:r>
+        <w:t xml:space="preserve">&gt;</w:t>
+      </w:r>
+      <w:r>
+        <w:t xml:space="preserve"> </w:t>
+      </w:r>
+      <w:r>
+        <w:t xml:space="preserve">&gt; List the specific, verifiable triggers that initiate an accountability check. Each trigger should be observable from records or a direct referral.</w:t>
+      </w:r>
+    </w:p>
+    <w:p>
+      <w:pPr>
+        <w:pStyle w:val="BodyText"/>
       </w:pPr>
       <w:r>
         <w:t xml:space="preserve">An accountability check is initiated when:</w:t>
@@ -361,6 +381,13 @@
           <w:numId w:val="1003"/>
         </w:numPr>
       </w:pPr>
+      <w:r>
+        <w:rPr>
+          <w:i/>
+          <w:iCs/>
+        </w:rPr>
+        <w:t xml:space="preserve">&lt;A member has not made a recognized contribution in X consecutive months.&gt;</w:t>
+      </w:r>
     </w:p>
     <w:p>
       <w:pPr>
@@ -370,6 +397,13 @@
           <w:numId w:val="1003"/>
         </w:numPr>
       </w:pPr>
+      <w:r>
+        <w:rPr>
+          <w:i/>
+          <w:iCs/>
+        </w:rPr>
+        <w:t xml:space="preserve">&lt;A member has breached a Membership Agreement obligation.&gt;</w:t>
+      </w:r>
     </w:p>
     <w:p>
       <w:pPr>
@@ -516,8 +550,14 @@
     </w:p>
     <w:p>
       <w:pPr>
-        <w:pStyle w:val="BlockText"/>
-      </w:pPr>
+        <w:pStyle w:val="BodyText"/>
+      </w:pPr>
+      <w:r>
+        <w:t xml:space="preserve">&gt;</w:t>
+      </w:r>
+      <w:r>
+        <w:t xml:space="preserve"> </w:t>
+      </w:r>
       <w:r>
         <w:rPr>
           <w:b/>
@@ -525,19 +565,29 @@
         </w:rPr>
         <w:t xml:space="preserve">Rationale — Why graduate the response by severity</w:t>
       </w:r>
-    </w:p>
-    <w:p>
-      <w:pPr>
-        <w:pStyle w:val="BlockText"/>
-      </w:pPr>
-      <w:r>
-        <w:t xml:space="preserve">Treating a missed contribution the same as an invariant violation either crushes minor cases with heavy process or lets serious ones slip through a private chat. Graduated pathways — soft check-in, medium written notice, direct escalation for serious breaches — match response weight to breach weight and keep repair the default where repair is still possible.</w:t>
-      </w:r>
-    </w:p>
-    <w:p>
-      <w:pPr>
-        <w:pStyle w:val="BlockText"/>
-      </w:pPr>
+      <w:r>
+        <w:t xml:space="preserve"> </w:t>
+      </w:r>
+      <w:r>
+        <w:t xml:space="preserve">&gt;</w:t>
+      </w:r>
+      <w:r>
+        <w:t xml:space="preserve"> </w:t>
+      </w:r>
+      <w:r>
+        <w:t xml:space="preserve">&gt; Treating a missed contribution the same as an invariant violation either crushes minor cases with heavy process or lets serious ones slip through a private chat. Graduated pathways — soft check-in, medium written notice, direct escalation for serious breaches — match response weight to breach weight and keep repair the default where repair is still possible.</w:t>
+      </w:r>
+    </w:p>
+    <w:p>
+      <w:pPr>
+        <w:pStyle w:val="BodyText"/>
+      </w:pPr>
+      <w:r>
+        <w:t xml:space="preserve">&gt;</w:t>
+      </w:r>
+      <w:r>
+        <w:t xml:space="preserve"> </w:t>
+      </w:r>
       <w:r>
         <w:rPr>
           <w:b/>
@@ -545,19 +595,29 @@
         </w:rPr>
         <w:t xml:space="preserve">Instructions — How to fill this in</w:t>
       </w:r>
-    </w:p>
-    <w:p>
-      <w:pPr>
-        <w:pStyle w:val="BlockText"/>
-      </w:pPr>
-      <w:r>
-        <w:t xml:space="preserve">Define soft (inactivity), medium (obligation breach), and serious (invariant violation, safety) pathways. State who initiates, the response window, and the escalation route for each.</w:t>
-      </w:r>
-    </w:p>
-    <w:p>
-      <w:pPr>
-        <w:pStyle w:val="BlockText"/>
-      </w:pPr>
+      <w:r>
+        <w:t xml:space="preserve"> </w:t>
+      </w:r>
+      <w:r>
+        <w:t xml:space="preserve">&gt;</w:t>
+      </w:r>
+      <w:r>
+        <w:t xml:space="preserve"> </w:t>
+      </w:r>
+      <w:r>
+        <w:t xml:space="preserve">&gt; Define soft (inactivity), medium (obligation breach), and serious (invariant violation, safety) pathways. State who initiates, the response window, and the escalation route for each.</w:t>
+      </w:r>
+    </w:p>
+    <w:p>
+      <w:pPr>
+        <w:pStyle w:val="BodyText"/>
+      </w:pPr>
+      <w:r>
+        <w:t xml:space="preserve">&gt;</w:t>
+      </w:r>
+      <w:r>
+        <w:t xml:space="preserve"> </w:t>
+      </w:r>
       <w:r>
         <w:rPr>
           <w:b/>
@@ -645,6 +705,13 @@
       </w:r>
       <w:r>
         <w:t xml:space="preserve"> </w:t>
+      </w:r>
+      <w:r>
+        <w:rPr>
+          <w:i/>
+          <w:iCs/>
+        </w:rPr>
+        <w:t xml:space="preserve">&lt;direct escalation to the appropriate Conflict Resolution Ladder step.&gt;</w:t>
       </w:r>
     </w:p>
     <w:bookmarkEnd w:id="17"/>
@@ -736,8 +803,14 @@
     </w:p>
     <w:p>
       <w:pPr>
-        <w:pStyle w:val="BlockText"/>
-      </w:pPr>
+        <w:pStyle w:val="BodyText"/>
+      </w:pPr>
+      <w:r>
+        <w:t xml:space="preserve">&gt;</w:t>
+      </w:r>
+      <w:r>
+        <w:t xml:space="preserve"> </w:t>
+      </w:r>
       <w:r>
         <w:rPr>
           <w:b/>
@@ -745,19 +818,29 @@
         </w:rPr>
         <w:t xml:space="preserve">Rationale — Why spell out notice, response, and appeal rights</w:t>
       </w:r>
-    </w:p>
-    <w:p>
-      <w:pPr>
-        <w:pStyle w:val="BlockText"/>
-      </w:pPr>
-      <w:r>
-        <w:t xml:space="preserve">Accountability without due process is just punishment with paperwork. A member facing a sanction needs to know the concern, have real time to respond, and have somewhere to appeal to — otherwise the deciding body’s word is final by default, which concentrates power exactly where it should not concentrate.</w:t>
-      </w:r>
-    </w:p>
-    <w:p>
-      <w:pPr>
-        <w:pStyle w:val="BlockText"/>
-      </w:pPr>
+      <w:r>
+        <w:t xml:space="preserve"> </w:t>
+      </w:r>
+      <w:r>
+        <w:t xml:space="preserve">&gt;</w:t>
+      </w:r>
+      <w:r>
+        <w:t xml:space="preserve"> </w:t>
+      </w:r>
+      <w:r>
+        <w:t xml:space="preserve">&gt; Accountability without due process is just punishment with paperwork. A member facing a sanction needs to know the concern, have real time to respond, and have somewhere to appeal to — otherwise the deciding body’s word is final by default, which concentrates power exactly where it should not concentrate.</w:t>
+      </w:r>
+    </w:p>
+    <w:p>
+      <w:pPr>
+        <w:pStyle w:val="BodyText"/>
+      </w:pPr>
+      <w:r>
+        <w:t xml:space="preserve">&gt;</w:t>
+      </w:r>
+      <w:r>
+        <w:t xml:space="preserve"> </w:t>
+      </w:r>
       <w:r>
         <w:rPr>
           <w:b/>
@@ -765,13 +848,17 @@
         </w:rPr>
         <w:t xml:space="preserve">Instructions — How to fill this in</w:t>
       </w:r>
-    </w:p>
-    <w:p>
-      <w:pPr>
-        <w:pStyle w:val="BlockText"/>
-      </w:pPr>
-      <w:r>
-        <w:t xml:space="preserve">State the right to written notice, a minimum response window, and an explicit appeal path to Full Members.</w:t>
+      <w:r>
+        <w:t xml:space="preserve"> </w:t>
+      </w:r>
+      <w:r>
+        <w:t xml:space="preserve">&gt;</w:t>
+      </w:r>
+      <w:r>
+        <w:t xml:space="preserve"> </w:t>
+      </w:r>
+      <w:r>
+        <w:t xml:space="preserve">&gt; State the right to written notice, a minimum response window, and an explicit appeal path to Full Members.</w:t>
       </w:r>
     </w:p>
     <w:p>
@@ -791,6 +878,13 @@
       </w:r>
       <w:r>
         <w:t xml:space="preserve"> </w:t>
+      </w:r>
+      <w:r>
+        <w:rPr>
+          <w:i/>
+          <w:iCs/>
+        </w:rPr>
+        <w:t xml:space="preserve">&lt;member is notified in writing of the concern before any review or sanction begins.&gt;</w:t>
       </w:r>
     </w:p>
     <w:p>
@@ -886,8 +980,14 @@
     </w:p>
     <w:p>
       <w:pPr>
-        <w:pStyle w:val="BlockText"/>
-      </w:pPr>
+        <w:pStyle w:val="BodyText"/>
+      </w:pPr>
+      <w:r>
+        <w:t xml:space="preserve">&gt;</w:t>
+      </w:r>
+      <w:r>
+        <w:t xml:space="preserve"> </w:t>
+      </w:r>
       <w:r>
         <w:rPr>
           <w:b/>
@@ -895,19 +995,29 @@
         </w:rPr>
         <w:t xml:space="preserve">Rationale — Why protect participants explicitly</w:t>
       </w:r>
-    </w:p>
-    <w:p>
-      <w:pPr>
-        <w:pStyle w:val="BlockText"/>
-      </w:pPr>
-      <w:r>
-        <w:t xml:space="preserve">If raising a concern or giving information can cost a member standing, relationships, or access, people will stay silent and the accountability system collapses in practice. Naming retaliation as itself a trigger makes the cost of suppression higher than the cost of reporting.</w:t>
-      </w:r>
-    </w:p>
-    <w:p>
-      <w:pPr>
-        <w:pStyle w:val="BlockText"/>
-      </w:pPr>
+      <w:r>
+        <w:t xml:space="preserve"> </w:t>
+      </w:r>
+      <w:r>
+        <w:t xml:space="preserve">&gt;</w:t>
+      </w:r>
+      <w:r>
+        <w:t xml:space="preserve"> </w:t>
+      </w:r>
+      <w:r>
+        <w:t xml:space="preserve">&gt; If raising a concern or giving information can cost a member standing, relationships, or access, people will stay silent and the accountability system collapses in practice. Naming retaliation as itself a trigger makes the cost of suppression higher than the cost of reporting.</w:t>
+      </w:r>
+    </w:p>
+    <w:p>
+      <w:pPr>
+        <w:pStyle w:val="BodyText"/>
+      </w:pPr>
+      <w:r>
+        <w:t xml:space="preserve">&gt;</w:t>
+      </w:r>
+      <w:r>
+        <w:t xml:space="preserve"> </w:t>
+      </w:r>
       <w:r>
         <w:rPr>
           <w:b/>
@@ -915,19 +1025,30 @@
         </w:rPr>
         <w:t xml:space="preserve">Instructions — How to fill this in</w:t>
       </w:r>
-    </w:p>
-    <w:p>
-      <w:pPr>
-        <w:pStyle w:val="BlockText"/>
-      </w:pPr>
-      <w:r>
-        <w:t xml:space="preserve">State that retaliation against any member who raises, participates in, or gives information to an accountability process is itself an accountability trigger.</w:t>
-      </w:r>
-    </w:p>
-    <w:p>
-      <w:pPr>
-        <w:pStyle w:val="FirstParagraph"/>
-      </w:pPr>
+      <w:r>
+        <w:t xml:space="preserve"> </w:t>
+      </w:r>
+      <w:r>
+        <w:t xml:space="preserve">&gt;</w:t>
+      </w:r>
+      <w:r>
+        <w:t xml:space="preserve"> </w:t>
+      </w:r>
+      <w:r>
+        <w:t xml:space="preserve">&gt; State that retaliation against any member who raises, participates in, or gives information to an accountability process is itself an accountability trigger.</w:t>
+      </w:r>
+    </w:p>
+    <w:p>
+      <w:pPr>
+        <w:pStyle w:val="BodyText"/>
+      </w:pPr>
+      <w:r>
+        <w:rPr>
+          <w:i/>
+          <w:iCs/>
+        </w:rPr>
+        <w:t xml:space="preserve">&lt;Retaliation against a member for participating in any part of this process is itself an accountability trigger.&gt;</w:t>
+      </w:r>
     </w:p>
     <w:bookmarkEnd w:id="20"/>
     <w:bookmarkStart w:id="21" w:name="sanction-and-repair-options"/>
@@ -1090,8 +1211,14 @@
     </w:p>
     <w:p>
       <w:pPr>
-        <w:pStyle w:val="BlockText"/>
-      </w:pPr>
+        <w:pStyle w:val="BodyText"/>
+      </w:pPr>
+      <w:r>
+        <w:t xml:space="preserve">&gt;</w:t>
+      </w:r>
+      <w:r>
+        <w:t xml:space="preserve"> </w:t>
+      </w:r>
       <w:r>
         <w:rPr>
           <w:b/>
@@ -1099,19 +1226,29 @@
         </w:rPr>
         <w:t xml:space="preserve">Rationale — Why pre-define the menu of sanctions</w:t>
       </w:r>
-    </w:p>
-    <w:p>
-      <w:pPr>
-        <w:pStyle w:val="BlockText"/>
-      </w:pPr>
-      <w:r>
-        <w:t xml:space="preserve">Ad-hoc sanctions invented mid-process reflect whoever is loudest in the room, not what the breach warrants. A fixed menu — with preconditions, authorized body, and appeal path for each — keeps responses proportional, prevents informal exclusion from becoming the default punishment, and makes it obvious when a sanction is out of scope for the body applying it.</w:t>
-      </w:r>
-    </w:p>
-    <w:p>
-      <w:pPr>
-        <w:pStyle w:val="BlockText"/>
-      </w:pPr>
+      <w:r>
+        <w:t xml:space="preserve"> </w:t>
+      </w:r>
+      <w:r>
+        <w:t xml:space="preserve">&gt;</w:t>
+      </w:r>
+      <w:r>
+        <w:t xml:space="preserve"> </w:t>
+      </w:r>
+      <w:r>
+        <w:t xml:space="preserve">&gt; Ad-hoc sanctions invented mid-process reflect whoever is loudest in the room, not what the breach warrants. A fixed menu — with preconditions, authorized body, and appeal path for each — keeps responses proportional, prevents informal exclusion from becoming the default punishment, and makes it obvious when a sanction is out of scope for the body applying it.</w:t>
+      </w:r>
+    </w:p>
+    <w:p>
+      <w:pPr>
+        <w:pStyle w:val="BodyText"/>
+      </w:pPr>
+      <w:r>
+        <w:t xml:space="preserve">&gt;</w:t>
+      </w:r>
+      <w:r>
+        <w:t xml:space="preserve"> </w:t>
+      </w:r>
       <w:r>
         <w:rPr>
           <w:b/>
@@ -1119,27 +1256,31 @@
         </w:rPr>
         <w:t xml:space="preserve">Instructions — How to fill this in</w:t>
       </w:r>
-    </w:p>
-    <w:p>
-      <w:pPr>
-        <w:pStyle w:val="BlockText"/>
-      </w:pPr>
-      <w:r>
-        <w:t xml:space="preserve">For each sanction type, define preconditions, authorized body, and appeal path. Repair-oriented responses should be the default; punitive ones reserved for safety-critical or unresolved breaches.</w:t>
-      </w:r>
-    </w:p>
-    <w:p>
-      <w:pPr>
-        <w:pStyle w:val="BlockText"/>
-      </w:pPr>
-      <w:r>
-        <w:t xml:space="preserve">Repair-oriented responses are preferred over punitive ones except in safety-critical cases.</w:t>
-      </w:r>
-      <w:r>
-        <w:t xml:space="preserve"> </w:t>
-      </w:r>
-      <w:r>
-        <w:t xml:space="preserve">Sanctions must be proportional, time-bounded where applicable, documented, and never applied through informal exclusion or social pressure.</w:t>
+      <w:r>
+        <w:t xml:space="preserve"> </w:t>
+      </w:r>
+      <w:r>
+        <w:t xml:space="preserve">&gt;</w:t>
+      </w:r>
+      <w:r>
+        <w:t xml:space="preserve"> </w:t>
+      </w:r>
+      <w:r>
+        <w:t xml:space="preserve">&gt; For each sanction type, define preconditions, authorized body, and appeal path. Repair-oriented responses should be the default; punitive ones reserved for safety-critical or unresolved breaches.</w:t>
+      </w:r>
+    </w:p>
+    <w:p>
+      <w:pPr>
+        <w:pStyle w:val="BodyText"/>
+      </w:pPr>
+      <w:r>
+        <w:t xml:space="preserve">&gt; Repair-oriented responses are preferred over punitive ones except in safety-critical cases.</w:t>
+      </w:r>
+      <w:r>
+        <w:t xml:space="preserve"> </w:t>
+      </w:r>
+      <w:r>
+        <w:t xml:space="preserve">&gt; Sanctions must be proportional, time-bounded where applicable, documented, and never applied through informal exclusion or social pressure.</w:t>
       </w:r>
     </w:p>
     <w:tbl>
@@ -1225,6 +1366,13 @@
             <w:pPr>
               <w:pStyle w:val="Compact"/>
             </w:pPr>
+            <w:r>
+              <w:rPr>
+                <w:i/>
+                <w:iCs/>
+              </w:rPr>
+              <w:t xml:space="preserve">&lt;inactivity or minor breach&gt;</w:t>
+            </w:r>
           </w:p>
         </w:tc>
         <w:tc>
@@ -1233,6 +1381,13 @@
             <w:pPr>
               <w:pStyle w:val="Compact"/>
             </w:pPr>
+            <w:r>
+              <w:rPr>
+                <w:i/>
+                <w:iCs/>
+              </w:rPr>
+              <w:t xml:space="preserve">&lt;role&gt;</w:t>
+            </w:r>
           </w:p>
         </w:tc>
         <w:tc>
@@ -1241,6 +1396,13 @@
             <w:pPr>
               <w:pStyle w:val="Compact"/>
             </w:pPr>
+            <w:r>
+              <w:rPr>
+                <w:i/>
+                <w:iCs/>
+              </w:rPr>
+              <w:t xml:space="preserve">&lt;yes&gt;</w:t>
+            </w:r>
           </w:p>
         </w:tc>
       </w:tr>
@@ -1251,6 +1413,13 @@
             <w:pPr>
               <w:pStyle w:val="Compact"/>
             </w:pPr>
+            <w:r>
+              <w:rPr>
+                <w:i/>
+                <w:iCs/>
+              </w:rPr>
+              <w:t xml:space="preserve">&lt;Written warning&gt;</w:t>
+            </w:r>
           </w:p>
         </w:tc>
         <w:tc>
@@ -1259,6 +1428,13 @@
             <w:pPr>
               <w:pStyle w:val="Compact"/>
             </w:pPr>
+            <w:r>
+              <w:rPr>
+                <w:i/>
+                <w:iCs/>
+              </w:rPr>
+              <w:t xml:space="preserve">&lt;unresolved obligation breach after check-in&gt;</w:t>
+            </w:r>
           </w:p>
         </w:tc>
         <w:tc>
@@ -1267,6 +1443,13 @@
             <w:pPr>
               <w:pStyle w:val="Compact"/>
             </w:pPr>
+            <w:r>
+              <w:rPr>
+                <w:i/>
+                <w:iCs/>
+              </w:rPr>
+              <w:t xml:space="preserve">&lt;role&gt;</w:t>
+            </w:r>
           </w:p>
         </w:tc>
         <w:tc>
@@ -1275,6 +1458,13 @@
             <w:pPr>
               <w:pStyle w:val="Compact"/>
             </w:pPr>
+            <w:r>
+              <w:rPr>
+                <w:i/>
+                <w:iCs/>
+              </w:rPr>
+              <w:t xml:space="preserve">&lt;yes&gt;</w:t>
+            </w:r>
           </w:p>
         </w:tc>
       </w:tr>
@@ -1285,6 +1475,13 @@
             <w:pPr>
               <w:pStyle w:val="Compact"/>
             </w:pPr>
+            <w:r>
+              <w:rPr>
+                <w:i/>
+                <w:iCs/>
+              </w:rPr>
+              <w:t xml:space="preserve">&lt;Temporary access restriction&gt;</w:t>
+            </w:r>
           </w:p>
         </w:tc>
         <w:tc>
@@ -1308,6 +1505,13 @@
             <w:pPr>
               <w:pStyle w:val="Compact"/>
             </w:pPr>
+            <w:r>
+              <w:rPr>
+                <w:i/>
+                <w:iCs/>
+              </w:rPr>
+              <w:t xml:space="preserve">&lt;role&gt;</w:t>
+            </w:r>
           </w:p>
         </w:tc>
         <w:tc>
@@ -1316,6 +1520,13 @@
             <w:pPr>
               <w:pStyle w:val="Compact"/>
             </w:pPr>
+            <w:r>
+              <w:rPr>
+                <w:i/>
+                <w:iCs/>
+              </w:rPr>
+              <w:t xml:space="preserve">&lt;yes&gt;</w:t>
+            </w:r>
           </w:p>
         </w:tc>
       </w:tr>
@@ -1326,6 +1537,13 @@
             <w:pPr>
               <w:pStyle w:val="Compact"/>
             </w:pPr>
+            <w:r>
+              <w:rPr>
+                <w:i/>
+                <w:iCs/>
+              </w:rPr>
+              <w:t xml:space="preserve">&lt;Forced exit&gt;</w:t>
+            </w:r>
           </w:p>
         </w:tc>
         <w:tc>
@@ -1349,6 +1567,13 @@
             <w:pPr>
               <w:pStyle w:val="Compact"/>
             </w:pPr>
+            <w:r>
+              <w:rPr>
+                <w:i/>
+                <w:iCs/>
+              </w:rPr>
+              <w:t xml:space="preserve">&lt;Full Members&gt;</w:t>
+            </w:r>
           </w:p>
         </w:tc>
         <w:tc>
@@ -1409,8 +1634,14 @@
     </w:p>
     <w:p>
       <w:pPr>
-        <w:pStyle w:val="BlockText"/>
-      </w:pPr>
+        <w:pStyle w:val="BodyText"/>
+      </w:pPr>
+      <w:r>
+        <w:t xml:space="preserve">&gt;</w:t>
+      </w:r>
+      <w:r>
+        <w:t xml:space="preserve"> </w:t>
+      </w:r>
       <w:r>
         <w:rPr>
           <w:b/>
@@ -1418,13 +1649,17 @@
         </w:rPr>
         <w:t xml:space="preserve">Rationale — Why make restoration conditions explicit</w:t>
       </w:r>
-    </w:p>
-    <w:p>
-      <w:pPr>
-        <w:pStyle w:val="BlockText"/>
-      </w:pPr>
-      <w:r>
-        <w:t xml:space="preserve">If there is no defined path back, every sanction becomes effectively permanent and every exit becomes a life sentence. Explicit restoration conditions signal that accountability is about repair where repair is possible, and they prevent post-hoc gatekeeping about whether someone is</w:t>
+      <w:r>
+        <w:t xml:space="preserve"> </w:t>
+      </w:r>
+      <w:r>
+        <w:t xml:space="preserve">&gt;</w:t>
+      </w:r>
+      <w:r>
+        <w:t xml:space="preserve"> </w:t>
+      </w:r>
+      <w:r>
+        <w:t xml:space="preserve">&gt; If there is no defined path back, every sanction becomes effectively permanent and every exit becomes a life sentence. Explicit restoration conditions signal that accountability is about repair where repair is possible, and they prevent post-hoc gatekeeping about whether someone is</w:t>
       </w:r>
       <w:r>
         <w:t xml:space="preserve"> </w:t>
@@ -1441,8 +1676,14 @@
     </w:p>
     <w:p>
       <w:pPr>
-        <w:pStyle w:val="BlockText"/>
-      </w:pPr>
+        <w:pStyle w:val="BodyText"/>
+      </w:pPr>
+      <w:r>
+        <w:t xml:space="preserve">&gt;</w:t>
+      </w:r>
+      <w:r>
+        <w:t xml:space="preserve"> </w:t>
+      </w:r>
       <w:r>
         <w:rPr>
           <w:b/>
@@ -1450,13 +1691,17 @@
         </w:rPr>
         <w:t xml:space="preserve">Instructions — How to fill this in</w:t>
       </w:r>
-    </w:p>
-    <w:p>
-      <w:pPr>
-        <w:pStyle w:val="BlockText"/>
-      </w:pPr>
-      <w:r>
-        <w:t xml:space="preserve">For each sanction class, state the path to restoration of rights — re-application after voluntary exit, re-application block after forced exit, restoration after temporary restriction.</w:t>
+      <w:r>
+        <w:t xml:space="preserve"> </w:t>
+      </w:r>
+      <w:r>
+        <w:t xml:space="preserve">&gt;</w:t>
+      </w:r>
+      <w:r>
+        <w:t xml:space="preserve"> </w:t>
+      </w:r>
+      <w:r>
+        <w:t xml:space="preserve">&gt; For each sanction class, state the path to restoration of rights — re-application after voluntary exit, re-application block after forced exit, restoration after temporary restriction.</w:t>
       </w:r>
     </w:p>
     <w:p>
@@ -1528,6 +1773,13 @@
       </w:r>
       <w:r>
         <w:t xml:space="preserve"> </w:t>
+      </w:r>
+      <w:r>
+        <w:rPr>
+          <w:i/>
+          <w:iCs/>
+        </w:rPr>
+        <w:t xml:space="preserve">&lt;rights restored upon confirmation of resolution within review window.&gt;</w:t>
       </w:r>
     </w:p>
     <w:bookmarkEnd w:id="22"/>
@@ -1571,8 +1823,14 @@
     </w:p>
     <w:p>
       <w:pPr>
-        <w:pStyle w:val="BlockText"/>
-      </w:pPr>
+        <w:pStyle w:val="BodyText"/>
+      </w:pPr>
+      <w:r>
+        <w:t xml:space="preserve">&gt;</w:t>
+      </w:r>
+      <w:r>
+        <w:t xml:space="preserve"> </w:t>
+      </w:r>
       <w:r>
         <w:rPr>
           <w:b/>
@@ -1580,19 +1838,29 @@
         </w:rPr>
         <w:t xml:space="preserve">Rationale — Why tie this to the Exit &amp; Separation Protocol</w:t>
       </w:r>
-    </w:p>
-    <w:p>
-      <w:pPr>
-        <w:pStyle w:val="BlockText"/>
-      </w:pPr>
-      <w:r>
-        <w:t xml:space="preserve">Exit rules live in Layer 1 for a reason — they govern who is and is not a member. If accountability actions created their own parallel exit path, there would be two sets of rules, two sets of records, and a loophole for skipping due process. One canonical exit protocol closes that gap.</w:t>
-      </w:r>
-    </w:p>
-    <w:p>
-      <w:pPr>
-        <w:pStyle w:val="BlockText"/>
-      </w:pPr>
+      <w:r>
+        <w:t xml:space="preserve"> </w:t>
+      </w:r>
+      <w:r>
+        <w:t xml:space="preserve">&gt;</w:t>
+      </w:r>
+      <w:r>
+        <w:t xml:space="preserve"> </w:t>
+      </w:r>
+      <w:r>
+        <w:t xml:space="preserve">&gt; Exit rules live in Layer 1 for a reason — they govern who is and is not a member. If accountability actions created their own parallel exit path, there would be two sets of rules, two sets of records, and a loophole for skipping due process. One canonical exit protocol closes that gap.</w:t>
+      </w:r>
+    </w:p>
+    <w:p>
+      <w:pPr>
+        <w:pStyle w:val="BodyText"/>
+      </w:pPr>
+      <w:r>
+        <w:t xml:space="preserve">&gt;</w:t>
+      </w:r>
+      <w:r>
+        <w:t xml:space="preserve"> </w:t>
+      </w:r>
       <w:r>
         <w:rPr>
           <w:b/>
@@ -1600,18 +1868,22 @@
         </w:rPr>
         <w:t xml:space="preserve">Instructions — How to fill this in</w:t>
       </w:r>
-    </w:p>
-    <w:p>
-      <w:pPr>
-        <w:pStyle w:val="BlockText"/>
-      </w:pPr>
-      <w:r>
-        <w:t xml:space="preserve">State that all forced exits and temporary access restrictions follow the Exit &amp; Separation Protocol (Layer 1), and clarify that a temporary restriction does not constitute exit.</w:t>
-      </w:r>
-    </w:p>
-    <w:p>
-      <w:pPr>
-        <w:pStyle w:val="FirstParagraph"/>
+      <w:r>
+        <w:t xml:space="preserve"> </w:t>
+      </w:r>
+      <w:r>
+        <w:t xml:space="preserve">&gt;</w:t>
+      </w:r>
+      <w:r>
+        <w:t xml:space="preserve"> </w:t>
+      </w:r>
+      <w:r>
+        <w:t xml:space="preserve">&gt; State that all forced exits and temporary access restrictions follow the Exit &amp; Separation Protocol (Layer 1), and clarify that a temporary restriction does not constitute exit.</w:t>
+      </w:r>
+    </w:p>
+    <w:p>
+      <w:pPr>
+        <w:pStyle w:val="BodyText"/>
       </w:pPr>
       <w:r>
         <w:rPr>
@@ -1656,6 +1928,9 @@
       <w:r>
         <w:t xml:space="preserve"> </w:t>
       </w:r>
+      <w:r>
+        <w:t xml:space="preserve">&lt;YYYY-MM-DD&gt;</w:t>
+      </w:r>
     </w:p>
     <w:p>
       <w:pPr>
@@ -1697,6 +1972,9 @@
       <w:r>
         <w:t xml:space="preserve"> </w:t>
       </w:r>
+      <w:r>
+        <w:t xml:space="preserve">&lt;version&gt;</w:t>
+      </w:r>
     </w:p>
     <w:p>
       <w:pPr>
@@ -1715,6 +1993,9 @@
       </w:r>
       <w:r>
         <w:t xml:space="preserve"> </w:t>
+      </w:r>
+      <w:r>
+        <w:t xml:space="preserve">&lt;link to decision record&gt;</w:t>
       </w:r>
     </w:p>
     <w:bookmarkEnd w:id="24"/>

--- a/static/downloads/en/docx/layer-4/accountability-protocol.docx
+++ b/static/downloads/en/docx/layer-4/accountability-protocol.docx
@@ -59,7 +59,7 @@
         <w:t xml:space="preserve">RCOS — Regenerative Community Operating System</w:t>
       </w:r>
     </w:p>
-    <w:bookmarkStart w:id="25" w:name="accountability-protocol"/>
+    <w:bookmarkStart w:id="26" w:name="accountability-protocol"/>
     <w:p>
       <w:pPr>
         <w:pStyle w:val="Heading1"/>
@@ -87,7 +87,7 @@
         <w:t xml:space="preserve"> </w:t>
       </w:r>
       <w:r>
-        <w:t xml:space="preserve">2026-07-07</w:t>
+        <w:t xml:space="preserve">2026-08-31</w:t>
       </w:r>
     </w:p>
     <w:p>
@@ -1051,7 +1051,7 @@
       </w:r>
     </w:p>
     <w:bookmarkEnd w:id="20"/>
-    <w:bookmarkStart w:id="21" w:name="sanction-and-repair-options"/>
+    <w:bookmarkStart w:id="22" w:name="sanction-and-repair-options"/>
     <w:p>
       <w:pPr>
         <w:pStyle w:val="Heading2"/>
@@ -1206,6 +1206,30 @@
             <w:iCs/>
           </w:rPr>
           <w:t xml:space="preserve">6.5.4</w:t>
+        </w:r>
+      </w:hyperlink>
+      <w:r>
+        <w:rPr>
+          <w:i/>
+          <w:iCs/>
+        </w:rPr>
+        <w:t xml:space="preserve">,</w:t>
+      </w:r>
+      <w:r>
+        <w:rPr>
+          <w:i/>
+          <w:iCs/>
+        </w:rPr>
+        <w:t xml:space="preserve"> </w:t>
+      </w:r>
+      <w:hyperlink r:id="rId21">
+        <w:r>
+          <w:rPr>
+            <w:rStyle w:val="Hyperlink"/>
+            <w:i/>
+            <w:iCs/>
+          </w:rPr>
+          <w:t xml:space="preserve">6.6.3</w:t>
         </w:r>
       </w:hyperlink>
     </w:p>
@@ -1593,8 +1617,8 @@
         </w:tc>
       </w:tr>
     </w:tbl>
-    <w:bookmarkEnd w:id="21"/>
-    <w:bookmarkStart w:id="22" w:name="conditions-for-restoring-rights"/>
+    <w:bookmarkEnd w:id="22"/>
+    <w:bookmarkStart w:id="23" w:name="conditions-for-restoring-rights"/>
     <w:p>
       <w:pPr>
         <w:pStyle w:val="Heading2"/>
@@ -1782,8 +1806,8 @@
         <w:t xml:space="preserve">&lt;rights restored upon confirmation of resolution within review window.&gt;</w:t>
       </w:r>
     </w:p>
-    <w:bookmarkEnd w:id="22"/>
-    <w:bookmarkStart w:id="23" w:name="coordination-with-layer-1"/>
+    <w:bookmarkEnd w:id="23"/>
+    <w:bookmarkStart w:id="24" w:name="coordination-with-layer-1"/>
     <w:p>
       <w:pPr>
         <w:pStyle w:val="Heading2"/>
@@ -1900,8 +1924,8 @@
         </w:pict>
       </w:r>
     </w:p>
-    <w:bookmarkEnd w:id="23"/>
-    <w:bookmarkStart w:id="24" w:name="ratification-record"/>
+    <w:bookmarkEnd w:id="24"/>
+    <w:bookmarkStart w:id="25" w:name="ratification-record"/>
     <w:p>
       <w:pPr>
         <w:pStyle w:val="Heading2"/>
@@ -1998,8 +2022,8 @@
         <w:t xml:space="preserve">&lt;link to decision record&gt;</w:t>
       </w:r>
     </w:p>
-    <w:bookmarkEnd w:id="24"/>
     <w:bookmarkEnd w:id="25"/>
+    <w:bookmarkEnd w:id="26"/>
     <w:sectPr>
       <w:footnotePr>
         <w:numRestart w:val="eachSect"/>
